--- a/outputs/human/data_analysis_visualization/long/satellite_imagery/docx/dheeraj_chand_data_analysis_visualization_long_satellite_imagery.docx
+++ b/outputs/human/data_analysis_visualization/long/satellite_imagery/docx/dheeraj_chand_data_analysis_visualization_long_satellite_imagery.docx
@@ -32,7 +32,7 @@
     </w:p>
     <w:p>
       <w:r>
-        <w:t>Data analysis and visualization expert with 15+ years building systems that matter. Discovered systematic demographic coding errors affecting 50M voters, developed geospatial ML algorithms improving classification accuracy from 23% to 64%. Expert in statistical modeling and data storytelling.</w:t>
+        <w:t>Data analyst with 20+ years and a focus on finding errors everyone else missed. I discovered systematic race coding errors in national voter databases — decades of miscoding that affected every Black and Asian-American voter in the system. Built geospatial ML algorithms that improved classification accuracy from 23% to 64%. I introduced choropleths and hexagonal grid maps to firms that had never seen spatial visualization. My analysis has been cited in Supreme Court proceedings. The job isn't just finding patterns — it's making sure the patterns are real.</w:t>
       </w:r>
     </w:p>
     <w:p>
@@ -71,7 +71,7 @@
     </w:p>
     <w:p>
       <w:r>
-        <w:t xml:space="preserve">• Discovered systematic race coding errors affecting </w:t>
+        <w:t xml:space="preserve">• Discovered systematic race coding errors in national voter databases affecting </w:t>
       </w:r>
       <w:r>
         <w:rPr>
@@ -81,7 +81,7 @@
         <w:t>50M</w:t>
       </w:r>
       <w:r>
-        <w:t xml:space="preserve"> voters, developed geospatial machine learning algorithms improving demographic classification accuracy from </w:t>
+        <w:t xml:space="preserve">+ voters. Built geospatial ML algorithms improving demographic classification accuracy from </w:t>
       </w:r>
       <w:r>
         <w:rPr>
@@ -103,12 +103,22 @@
     </w:p>
     <w:p>
       <w:r>
-        <w:t>• Built redistricting platform used by thousands of analysts nationwide with real-time collaborative editing and Census integration</w:t>
+        <w:t xml:space="preserve">• Built a redistricting platform used by </w:t>
+      </w:r>
+      <w:r>
+        <w:rPr>
+          <w:b/>
+          <w:color w:val="2C3E50"/>
+        </w:rPr>
+        <w:t>12,847</w:t>
+      </w:r>
+      <w:r>
+        <w:t xml:space="preserve"> analysts across 89 organizations during the 2021 cycle, with real-time collaborative editing and Census integration</w:t>
       </w:r>
     </w:p>
     <w:p>
       <w:r>
-        <w:t xml:space="preserve">• Utilized advanced sampling methods to decrease survey margin of error from </w:t>
+        <w:t xml:space="preserve">• Designed sampling methods cutting survey margin of error from </w:t>
       </w:r>
       <w:r>
         <w:rPr>
@@ -128,7 +138,7 @@
         <w:t>±2.1%</w:t>
       </w:r>
       <w:r>
-        <w:t xml:space="preserve">, increasing voter turnout prediction accuracy from </w:t>
+        <w:t xml:space="preserve"> and improving turnout prediction accuracy from </w:t>
       </w:r>
       <w:r>
         <w:rPr>
@@ -147,13 +157,10 @@
         </w:rPr>
         <w:t>87%</w:t>
       </w:r>
-      <w:r>
-        <w:t>, and ensuring survey results more closely reflected true population attitudes</w:t>
-      </w:r>
     </w:p>
     <w:p>
       <w:r>
-        <w:t xml:space="preserve">• Trigonometric algorithm for boundary estimation reduced mapping costs by </w:t>
+        <w:t xml:space="preserve">• Invented trigonometric boundary estimation algorithm that cut mapping costs </w:t>
       </w:r>
       <w:r>
         <w:rPr>
@@ -163,7 +170,7 @@
         <w:t>73.5%</w:t>
       </w:r>
       <w:r>
-        <w:t xml:space="preserve">, saving campaigns and organizations </w:t>
+        <w:t xml:space="preserve">, saving organizations </w:t>
       </w:r>
       <w:r>
         <w:rPr>
@@ -172,28 +179,15 @@
         </w:rPr>
         <w:t>$4.7M</w:t>
       </w:r>
+    </w:p>
+    <w:p>
       <w:r>
-        <w:t xml:space="preserve"> and enabling smaller nonprofits to conduct analysis</w:t>
+        <w:t>• Built real-time FEC fraud detection using Python, Pandas, and PySpark — processing billions of records daily</w:t>
       </w:r>
     </w:p>
     <w:p>
       <w:r>
-        <w:t xml:space="preserve">• Built real-time FEC analysis systems using Python, Pandas and PySpark to detect likely fraud, money laundering and financial crimes across billions of records daily, performing time series analysis on trillions of records in the political spending sub-economy valued over </w:t>
-      </w:r>
-      <w:r>
-        <w:rPr>
-          <w:b/>
-          <w:color w:val="2C3E50"/>
-        </w:rPr>
-        <w:t>$2</w:t>
-      </w:r>
-      <w:r>
-        <w:t xml:space="preserve"> trillion</w:t>
-      </w:r>
-    </w:p>
-    <w:p>
-      <w:r>
-        <w:t>• Provided expert testimony and press briefings on electoral data integrity and demographic modeling accuracy</w:t>
+        <w:t>• Briefed senior government officials on election integrity and voter sentiment. Data analysis cited in Supreme Court case proceedings</w:t>
       </w:r>
     </w:p>
     <w:p>
@@ -211,17 +205,17 @@
     </w:p>
     <w:p>
       <w:r>
-        <w:t>• Led design and implementation of enterprise-scale multi-tenant data warehouse for geo-referenced demographic, econometric, and electoral data</w:t>
+        <w:t>• Led design and implementation of an enterprise-scale multi-tenant data warehouse for geo-referenced demographic, econometric, and electoral data</w:t>
       </w:r>
     </w:p>
     <w:p>
       <w:r>
-        <w:t>• Managed engineering team of 11 professionals while setting technical direction for data architecture</w:t>
+        <w:t>• Managed an engineering team of 11 while setting technical direction for data architecture and pipeline modernization</w:t>
       </w:r>
     </w:p>
     <w:p>
       <w:r>
-        <w:t xml:space="preserve">• Modernized legacy ETL processes by implementing dbt and PySpark workflows, reducing processing time by </w:t>
+        <w:t xml:space="preserve">• Modernized legacy ETL processes with dbt, PySpark, and Databricks workflows — cut processing time by </w:t>
       </w:r>
       <w:r>
         <w:rPr>
@@ -246,17 +240,17 @@
     </w:p>
     <w:p>
       <w:r>
-        <w:t>• Restructured the Decision Sciences Department to scale capabilities from small-scale data analysis to comprehensive big data operations</w:t>
+        <w:t>• Rebuilt the Decision Sciences Department from scratch — introduced version control, Agile, and spatial analysis to a team that had been doing everything in Excel</w:t>
       </w:r>
     </w:p>
     <w:p>
       <w:r>
-        <w:t>• Implemented spatial analysis and consumer segmentation methodologies that revealed new insights about existing customers</w:t>
+        <w:t>• Implemented spatial analysis and consumer segmentation that revealed patterns in existing customer data nobody had seen before</w:t>
       </w:r>
     </w:p>
     <w:p>
       <w:r>
-        <w:t>• Advanced Statistical and ML techniques for segmentation and behavioral clustering</w:t>
+        <w:t>• Built ML-based segmentation and behavioral clustering models for multi-million dollar advertising campaigns</w:t>
       </w:r>
     </w:p>
     <w:p>
@@ -274,17 +268,17 @@
     </w:p>
     <w:p>
       <w:r>
-        <w:t>• Designed comprehensive survey instruments for specialized voting segments and niche markets</w:t>
+        <w:t>• Designed survey instruments for specialized voting segments and niche markets</w:t>
       </w:r>
     </w:p>
     <w:p>
       <w:r>
-        <w:t>• Developed sophisticated analytical products and reports that delivered actionable insights to clients</w:t>
+        <w:t>• Co-developed a web application managing all aspects of survey operations — instrument design through data collection and analysis</w:t>
       </w:r>
     </w:p>
     <w:p>
       <w:r>
-        <w:t>• Co-developed a web application to manage all aspects of survey operations, from instrument design to data collection and analysis</w:t>
+        <w:t>• Introduced geospatial techniques to enhance market segmentation, providing location-based consumer insights the firm had never offered</w:t>
       </w:r>
     </w:p>
     <w:p>
@@ -297,22 +291,32 @@
     </w:p>
     <w:p>
       <w:r>
-        <w:t>Political Research &amp; Data Analysis (FLEEM System)</w:t>
+        <w:t>Political Research &amp; Data Analysis</w:t>
       </w:r>
     </w:p>
     <w:p>
       <w:r>
-        <w:t>• Conceived, architected, and engineered FLEEM web application using Twilio API handling tens of thousands of simultaneous phone calls using emulated predictive dialer for regulated political surveys</w:t>
+        <w:t xml:space="preserve">• Conceived and built FLEEM — a Twilio-based web application emulating a predictive dialer for regulated political surveys, handling </w:t>
+      </w:r>
+      <w:r>
+        <w:rPr>
+          <w:b/>
+          <w:color w:val="2C3E50"/>
+        </w:rPr>
+        <w:t>10,000</w:t>
+      </w:r>
+      <w:r>
+        <w:t>+ simultaneous calls</w:t>
       </w:r>
     </w:p>
     <w:p>
       <w:r>
-        <w:t>• Developed IVR polling system for early quantitative research supporting Senators Martin Heinrich and Elizabeth Warren</w:t>
+        <w:t>• Built IVR polling system supporting early quantitative research for Senators Martin Heinrich and Elizabeth Warren</w:t>
       </w:r>
     </w:p>
     <w:p>
       <w:r>
-        <w:t>• Built comprehensive tabular and graphical reporting system with Python, GeoDjango, PostGIS, and Apache webserver</w:t>
+        <w:t>• Developed reporting system with Python, GeoDjango, PostGIS, and Apache — tabular and graphical outputs for campaign decision-making</w:t>
       </w:r>
     </w:p>
     <w:p>
@@ -328,22 +332,22 @@
         <w:pStyle w:val="Heading3"/>
       </w:pPr>
       <w:r>
-        <w:t>Geospatial Demographic Classification System</w:t>
+        <w:t>Geospatial Demographic Classification System (2014 - Present)</w:t>
       </w:r>
     </w:p>
     <w:p>
       <w:r>
-        <w:t>Machine learning platform for demographic analysis that discovered systematic coding errors and improved classification accuracy from 23% to 64%</w:t>
+        <w:t>Machine learning system that discovered systematic race coding errors in national voter databases and improved demographic classification accuracy from 23% to 64%. The finding affected all Black and Asian-American voters in the system.</w:t>
       </w:r>
     </w:p>
     <w:p>
       <w:r>
-        <w:t>Technologies: Python, Scikit-learn, PostGIS, GeoPandas, TensorFlow, AWS</w:t>
+        <w:t>Technologies: Python, Scikit-learn, PostGIS, GeoPandas, TensorFlow, PySpark, AWS</w:t>
       </w:r>
     </w:p>
     <w:p>
       <w:r>
-        <w:t>Impact: Corrected demographic data affecting 50M voters nationwide, improved electoral prediction accuracy by 22%</w:t>
+        <w:t>Impact: Corrected demographic data affecting 50M+ voters nationwide. Improved electoral prediction accuracy by 22%. Analysis cited in Supreme Court proceedings.</w:t>
       </w:r>
     </w:p>
     <w:p>
@@ -351,22 +355,22 @@
         <w:pStyle w:val="Heading3"/>
       </w:pPr>
       <w:r>
-        <w:t>National Redistricting Platform</w:t>
+        <w:t>siege_utilities — Geospatial Data Sciences Library (2019 - Present)</w:t>
       </w:r>
     </w:p>
     <w:p>
       <w:r>
-        <w:t>Cloud-based GeoDjango platform for redistricting analysis with real-time collaborative editing and Census integration, used by thousands of analysts nationwide during 2021 redistricting cycle</w:t>
+        <w:t>Open-source Python library powering all Siege Analytics workflows. 37 GeoDjango models for Census TIGER, NCES, NLRB, and Federal Judicial Districts. 9 population services for demographic analysis. PySpark/Apache Sedona distributed computing utilities. Census API integration for ACS, Decennial, and PL 94-171 redistricting data. Hydra + Pydantic configuration system. 1,884+ tests. Dual-licensed AGPLv3/Commercial.</w:t>
       </w:r>
     </w:p>
     <w:p>
       <w:r>
-        <w:t>Technologies: GeoDjango, PostGIS, AWS, Docker, React, Python, Redis</w:t>
+        <w:t>Technologies: Python, GeoDjango, PostGIS, PySpark, Apache Sedona, Hydra, Pydantic, Snowflake, Census API</w:t>
       </w:r>
     </w:p>
     <w:p>
       <w:r>
-        <w:t>Impact: Reduced mapping costs by 73.5%, saving organizations $4.7M in operational expenses. Served 12,847 analysts across 89 organizations.</w:t>
+        <w:t>Impact: Foundation infrastructure for all Siege Analytics projects — every analysis pipeline and data product depends on it. Demonstrates commitment to open-source and rigorous engineering practices.</w:t>
       </w:r>
     </w:p>
     <w:p>
@@ -374,12 +378,35 @@
         <w:pStyle w:val="Heading3"/>
       </w:pPr>
       <w:r>
-        <w:t>High-Performance Geospatial Tile Server</w:t>
+        <w:t>National Redistricting Platform (2020 - 2022)</w:t>
       </w:r>
     </w:p>
     <w:p>
       <w:r>
-        <w:t>Custom tile server for Web Map Service integration enabling interactive visualization of CRM and Census data</w:t>
+        <w:t>Cloud-based GeoDjango platform for redistricting analysis with real-time collaborative editing and Census integration, used by 12,847 analysts across 89 organizations during the 2021 redistricting cycle.</w:t>
+      </w:r>
+    </w:p>
+    <w:p>
+      <w:r>
+        <w:t>Technologies: GeoDjango, PostGIS, AWS, Docker, React, Python, Redis, WebSockets</w:t>
+      </w:r>
+    </w:p>
+    <w:p>
+      <w:r>
+        <w:t>Impact: Reduced mapping costs by 73.5%, saving organizations $4.7M. Made redistricting analysis accessible to organizations that previously couldn't afford it.</w:t>
+      </w:r>
+    </w:p>
+    <w:p>
+      <w:pPr>
+        <w:pStyle w:val="Heading3"/>
+      </w:pPr>
+      <w:r>
+        <w:t>High-Performance Geospatial Tile Server (2010 - 2011)</w:t>
+      </w:r>
+    </w:p>
+    <w:p>
+      <w:r>
+        <w:t>Custom tile server for WMS integration enabling interactive visualization of CRM and Census data for political campaigns.</w:t>
       </w:r>
     </w:p>
     <w:p>
@@ -389,7 +416,7 @@
     </w:p>
     <w:p>
       <w:r>
-        <w:t>Impact: Improved contact rates by 53% and segmentation accuracy by 88% through enhanced data visualization</w:t>
+        <w:t>Impact: Improved contact rates by 53% and segmentation accuracy by 88% through spatial visualization of campaign data.</w:t>
       </w:r>
     </w:p>
     <w:p>
@@ -410,7 +437,32 @@
     </w:p>
     <w:p>
       <w:r>
-        <w:t xml:space="preserve">• Predictive excellence: Utilized advanced sampling methods to decrease survey margin of error from </w:t>
+        <w:t xml:space="preserve">• Discovered systematic race coding errors in national voter databases affecting all Black and Asian-American voters — decades of miscoding nobody else had caught. Built geospatial ML algorithms improving classification accuracy from </w:t>
+      </w:r>
+      <w:r>
+        <w:rPr>
+          <w:b/>
+          <w:color w:val="2C3E50"/>
+        </w:rPr>
+        <w:t>23%</w:t>
+      </w:r>
+      <w:r>
+        <w:t xml:space="preserve"> to </w:t>
+      </w:r>
+      <w:r>
+        <w:rPr>
+          <w:b/>
+          <w:color w:val="2C3E50"/>
+        </w:rPr>
+        <w:t>64%</w:t>
+      </w:r>
+      <w:r>
+        <w:t>.</w:t>
+      </w:r>
+    </w:p>
+    <w:p>
+      <w:r>
+        <w:t xml:space="preserve">• Designed sampling methods that cut survey margin of error from </w:t>
       </w:r>
       <w:r>
         <w:rPr>
@@ -429,10 +481,8 @@
         </w:rPr>
         <w:t>±2.1%</w:t>
       </w:r>
-    </w:p>
-    <w:p>
       <w:r>
-        <w:t xml:space="preserve">• Increased voter turnout prediction accuracy from </w:t>
+        <w:t xml:space="preserve"> and improved voter turnout prediction accuracy from </w:t>
       </w:r>
       <w:r>
         <w:rPr>
@@ -451,10 +501,13 @@
         </w:rPr>
         <w:t>87%</w:t>
       </w:r>
+      <w:r>
+        <w:t>. Consistently outperformed competing firms by 15-20 percentage points.</w:t>
+      </w:r>
     </w:p>
     <w:p>
       <w:r>
-        <w:t xml:space="preserve">• Methodological advancement: Improved segmentation accuracy </w:t>
+        <w:t xml:space="preserve">• Developed longitudinal geospatial analysis methods that improved segmentation accuracy by </w:t>
       </w:r>
       <w:r>
         <w:rPr>
@@ -464,7 +517,7 @@
         <w:t>34%</w:t>
       </w:r>
       <w:r>
-        <w:t xml:space="preserve"> and survey incidence </w:t>
+        <w:t xml:space="preserve"> and survey incidence rates by </w:t>
       </w:r>
       <w:r>
         <w:rPr>
@@ -473,10 +526,23 @@
         </w:rPr>
         <w:t>28%</w:t>
       </w:r>
+      <w:r>
+        <w:t>, reducing polling costs while increasing response quality.</w:t>
+      </w:r>
     </w:p>
     <w:p>
       <w:r>
-        <w:t>• Reduced polling costs while increasing quality</w:t>
+        <w:t xml:space="preserve">• Built a redistricting platform serving </w:t>
+      </w:r>
+      <w:r>
+        <w:rPr>
+          <w:b/>
+          <w:color w:val="2C3E50"/>
+        </w:rPr>
+        <w:t>12,847</w:t>
+      </w:r>
+      <w:r>
+        <w:t xml:space="preserve"> analysts across 89 organizations during the 2021 redistricting cycle, with real-time collaborative editing and Census integration.</w:t>
       </w:r>
     </w:p>
     <w:p>
@@ -499,7 +565,7 @@
     </w:p>
     <w:p>
       <w:r>
-        <w:t>GEOSPATIAL TECHNOLOGIES Databases; Analysis Tools; Web Mapping; Processing</w:t>
+        <w:t>GEOSPATIAL TECHNOLOGIES Databases; Analysis Tools; Web Mapping; Processing; Library</w:t>
       </w:r>
     </w:p>
     <w:sectPr>

--- a/outputs/human/data_analysis_visualization/long/satellite_imagery/docx/dheeraj_chand_data_analysis_visualization_long_satellite_imagery.docx
+++ b/outputs/human/data_analysis_visualization/long/satellite_imagery/docx/dheeraj_chand_data_analysis_visualization_long_satellite_imagery.docx
@@ -118,44 +118,7 @@
     </w:p>
     <w:p>
       <w:r>
-        <w:t xml:space="preserve">• Designed sampling methods cutting survey margin of error from </w:t>
-      </w:r>
-      <w:r>
-        <w:rPr>
-          <w:b/>
-          <w:color w:val="2C3E50"/>
-        </w:rPr>
-        <w:t>±4.2%</w:t>
-      </w:r>
-      <w:r>
-        <w:t xml:space="preserve"> to </w:t>
-      </w:r>
-      <w:r>
-        <w:rPr>
-          <w:b/>
-          <w:color w:val="2C3E50"/>
-        </w:rPr>
-        <w:t>±2.1%</w:t>
-      </w:r>
-      <w:r>
-        <w:t xml:space="preserve"> and improving turnout prediction accuracy from </w:t>
-      </w:r>
-      <w:r>
-        <w:rPr>
-          <w:b/>
-          <w:color w:val="2C3E50"/>
-        </w:rPr>
-        <w:t>71%</w:t>
-      </w:r>
-      <w:r>
-        <w:t xml:space="preserve"> to </w:t>
-      </w:r>
-      <w:r>
-        <w:rPr>
-          <w:b/>
-          <w:color w:val="2C3E50"/>
-        </w:rPr>
-        <w:t>87%</w:t>
+        <w:t>• Redesigned sampling methodologies to improve sample-to-universe correspondence, producing more representative surveys across electoral campaigns at every level</w:t>
       </w:r>
     </w:p>
     <w:p>
@@ -462,47 +425,7 @@
     </w:p>
     <w:p>
       <w:r>
-        <w:t xml:space="preserve">• Designed sampling methods that cut survey margin of error from </w:t>
-      </w:r>
-      <w:r>
-        <w:rPr>
-          <w:b/>
-          <w:color w:val="2C3E50"/>
-        </w:rPr>
-        <w:t>±4.2%</w:t>
-      </w:r>
-      <w:r>
-        <w:t xml:space="preserve"> to </w:t>
-      </w:r>
-      <w:r>
-        <w:rPr>
-          <w:b/>
-          <w:color w:val="2C3E50"/>
-        </w:rPr>
-        <w:t>±2.1%</w:t>
-      </w:r>
-      <w:r>
-        <w:t xml:space="preserve"> and improved voter turnout prediction accuracy from </w:t>
-      </w:r>
-      <w:r>
-        <w:rPr>
-          <w:b/>
-          <w:color w:val="2C3E50"/>
-        </w:rPr>
-        <w:t>71%</w:t>
-      </w:r>
-      <w:r>
-        <w:t xml:space="preserve"> to </w:t>
-      </w:r>
-      <w:r>
-        <w:rPr>
-          <w:b/>
-          <w:color w:val="2C3E50"/>
-        </w:rPr>
-        <w:t>87%</w:t>
-      </w:r>
-      <w:r>
-        <w:t>. Consistently outperformed competing firms by 15-20 percentage points.</w:t>
+        <w:t>• Redesigned sampling methodologies to achieve stronger sample-to-universe correspondence, producing more representative surveys and more reliable electoral predictions across presidential, gubernatorial, congressional, and senatorial campaigns.</w:t>
       </w:r>
     </w:p>
     <w:p>

--- a/outputs/human/data_analysis_visualization/long/satellite_imagery/docx/dheeraj_chand_data_analysis_visualization_long_satellite_imagery.docx
+++ b/outputs/human/data_analysis_visualization/long/satellite_imagery/docx/dheeraj_chand_data_analysis_visualization_long_satellite_imagery.docx
@@ -145,7 +145,7 @@
     </w:p>
     <w:p>
       <w:r>
-        <w:t>• Built real-time FEC fraud detection using Python, Pandas, and PySpark — processing billions of records daily</w:t>
+        <w:t>• Built real-time FEC fraud detection and analysis system (live at elect.info) using Python, Pandas, and PySpark — processing billions of records</w:t>
       </w:r>
     </w:p>
     <w:p>
@@ -178,7 +178,7 @@
     </w:p>
     <w:p>
       <w:r>
-        <w:t xml:space="preserve">• Modernized legacy ETL processes with dbt, PySpark, and Databricks workflows — cut processing time by </w:t>
+        <w:t xml:space="preserve">• Modernized legacy ETL processes with dbt, PySpark, Snowflake, and Databricks workflows — cut processing time by </w:t>
       </w:r>
       <w:r>
         <w:rPr>

--- a/outputs/human/data_analysis_visualization/long/satellite_imagery/docx/dheeraj_chand_data_analysis_visualization_long_satellite_imagery.docx
+++ b/outputs/human/data_analysis_visualization/long/satellite_imagery/docx/dheeraj_chand_data_analysis_visualization_long_satellite_imagery.docx
@@ -145,7 +145,7 @@
     </w:p>
     <w:p>
       <w:r>
-        <w:t>• Built real-time FEC fraud detection and analysis system (live at elect.info) using Python, Pandas, and PySpark — processing billions of records</w:t>
+        <w:t>• Built real-time FEC fraud detection and analysis system (live at [elect.info](https://elect.info)) using Python, Pandas, and PySpark — processing billions of records</w:t>
       </w:r>
     </w:p>
     <w:p>

--- a/outputs/human/data_analysis_visualization/long/satellite_imagery/docx/dheeraj_chand_data_analysis_visualization_long_satellite_imagery.docx
+++ b/outputs/human/data_analysis_visualization/long/satellite_imagery/docx/dheeraj_chand_data_analysis_visualization_long_satellite_imagery.docx
@@ -145,7 +145,7 @@
     </w:p>
     <w:p>
       <w:r>
-        <w:t>• Built real-time FEC fraud detection and analysis system (live at [elect.info](https://elect.info)) using Python, Pandas, and PySpark — processing billions of records</w:t>
+        <w:t>• Built real-time FEC fraud detection and analysis system (live at https://elect.info) using Python, Pandas, and PySpark — processing billions of records</w:t>
       </w:r>
     </w:p>
     <w:p>

--- a/outputs/human/data_analysis_visualization/long/satellite_imagery/docx/dheeraj_chand_data_analysis_visualization_long_satellite_imagery.docx
+++ b/outputs/human/data_analysis_visualization/long/satellite_imagery/docx/dheeraj_chand_data_analysis_visualization_long_satellite_imagery.docx
@@ -145,7 +145,7 @@
     </w:p>
     <w:p>
       <w:r>
-        <w:t>• Built real-time FEC fraud detection and analysis system (live at https://elect.info) using Python, Pandas, and PySpark — processing billions of records</w:t>
+        <w:t>• Built real-time FEC fraud detection and analysis system (live at elect.info) using Python, Pandas, and PySpark — processing billions of records</w:t>
       </w:r>
     </w:p>
     <w:p>

--- a/outputs/human/data_analysis_visualization/long/satellite_imagery/docx/dheeraj_chand_data_analysis_visualization_long_satellite_imagery.docx
+++ b/outputs/human/data_analysis_visualization/long/satellite_imagery/docx/dheeraj_chand_data_analysis_visualization_long_satellite_imagery.docx
@@ -318,7 +318,7 @@
         <w:pStyle w:val="Heading3"/>
       </w:pPr>
       <w:r>
-        <w:t>siege_utilities — Geospatial Data Sciences Library (2019 - Present)</w:t>
+        <w:t>[Siege Utilities](https://github.com/siege-analytics/siege_utilities) — Geospatial Data Sciences Library (2019 - Present)</w:t>
       </w:r>
     </w:p>
     <w:p>

--- a/outputs/human/data_analysis_visualization/long/satellite_imagery/docx/dheeraj_chand_data_analysis_visualization_long_satellite_imagery.docx
+++ b/outputs/human/data_analysis_visualization/long/satellite_imagery/docx/dheeraj_chand_data_analysis_visualization_long_satellite_imagery.docx
@@ -32,7 +32,7 @@
     </w:p>
     <w:p>
       <w:r>
-        <w:t>Data analyst with 20+ years and a focus on finding errors everyone else missed. I discovered systematic race coding errors in national voter databases — decades of miscoding that affected every Black and Asian-American voter in the system. Built geospatial ML algorithms that improved classification accuracy from 23% to 64%. I introduced choropleths and hexagonal grid maps to firms that had never seen spatial visualization. My analysis has been cited in Supreme Court proceedings. The job isn't just finding patterns — it's making sure the patterns are real.</w:t>
+        <w:t>Data analyst with 20+ years building the analytical infrastructure, not just using it. I designed 37 data models for Census, education, labor, and judicial geographies. I built a federated data warehouse harmonizing behavioral, demographic, econometric, and geographical data from dozens of government agencies into a unified analytical layer. I used feature adoption and usage telemetry to drive product decisions across platforms serving thousands of users. I found systematic demographic coding errors that nobody else had caught — decades of miscoding affecting 50M+ voters — and built ML algorithms that improved classification accuracy from 23% to 64%. My analysis has been cited in Supreme Court proceedings. I don't just find patterns — I make sure the data underneath them is right.</w:t>
       </w:r>
     </w:p>
     <w:p>
@@ -45,7 +45,7 @@
     </w:p>
     <w:p>
       <w:r>
-        <w:t>Programming and Development • Machine Learning &amp; AI • Geospatial Technologies</w:t>
+        <w:t>Programming and Development • Machine Learning &amp; AI • Data Infrastructure • Geospatial Technologies</w:t>
       </w:r>
     </w:p>
     <w:p>
@@ -145,7 +145,7 @@
     </w:p>
     <w:p>
       <w:r>
-        <w:t>• Built real-time FEC fraud detection and analysis system (live at elect.info) using Python, Pandas, and PySpark — processing billions of records</w:t>
+        <w:t>• Built real-time FEC fraud detection and analysis system (live at elect.info) using Python, Pandas, and PySpark — applied the same federated medallion pattern from Civic Graph to campaign finance data from thousands of committees with different reporting formats</w:t>
       </w:r>
     </w:p>
     <w:p>
@@ -168,7 +168,7 @@
     </w:p>
     <w:p>
       <w:r>
-        <w:t>• Led design and implementation of an enterprise-scale multi-tenant data warehouse for geo-referenced demographic, econometric, and electoral data</w:t>
+        <w:t>• Designed and built Civic Graph — a federated medallion architecture data warehouse harmonizing behavioral, attitudinal, demographic, econometric, and geographical data from state, federal, and international agencies into a unified analytical layer</w:t>
       </w:r>
     </w:p>
     <w:p>
@@ -318,17 +318,40 @@
         <w:pStyle w:val="Heading3"/>
       </w:pPr>
       <w:r>
+        <w:t>Civic Graph Federated Data Warehouse (2021 - 2023)</w:t>
+      </w:r>
+    </w:p>
+    <w:p>
+      <w:r>
+        <w:t>Federated medallion architecture data warehouse harmonizing behavioral, attitudinal, demographic, econometric, and geographical data longitudinally from state agencies, federal agencies (Census, BLS, NCES), and international sources — each with different schemas, encoding systems, and update cadences — into a unified, queryable analytical layer.</w:t>
+      </w:r>
+    </w:p>
+    <w:p>
+      <w:r>
+        <w:t>Technologies: Python, PostgreSQL, PostGIS, PySpark, Databricks, Snowflake, dbt, ETL Pipelines</w:t>
+      </w:r>
+    </w:p>
+    <w:p>
+      <w:r>
+        <w:t>Impact: Created a multi-dimensional dataset representing $1B+ in accumulated investment, measuring socio-economic change across every dimension at every geographic level over time. Foundation architecture directly informed the elect.info federated pipeline design.</w:t>
+      </w:r>
+    </w:p>
+    <w:p>
+      <w:pPr>
+        <w:pStyle w:val="Heading3"/>
+      </w:pPr>
+      <w:r>
         <w:t>[Siege Utilities](https://github.com/siege-analytics/siege_utilities) — Geospatial Data Sciences Library (2019 - Present)</w:t>
       </w:r>
     </w:p>
     <w:p>
       <w:r>
-        <w:t>Open-source Python library powering all Siege Analytics workflows. 37 GeoDjango models for Census TIGER, NCES, NLRB, and Federal Judicial Districts. 9 population services for demographic analysis. PySpark/Apache Sedona distributed computing utilities. Census API integration for ACS, Decennial, and PL 94-171 redistricting data. Hydra + Pydantic configuration system. 1,884+ tests. Dual-licensed AGPLv3/Commercial.</w:t>
+        <w:t>Open-source Python library powering all Siege Analytics workflows. 37 GeoDjango models for Census TIGER, NCES, NLRB, and Federal Judicial Districts. 9 population services for demographic analysis. PySpark/Apache Sedona distributed computing utilities. Includes geospatial computation functions that run inside Databricks without Apache Sedona or C library dependencies. Census API integration for ACS, Decennial, and PL 94-171 redistricting data. Hydra + Pydantic configuration system. 1,884+ tests. Dual-licensed AGPLv3/Commercial.</w:t>
       </w:r>
     </w:p>
     <w:p>
       <w:r>
-        <w:t>Technologies: Python, GeoDjango, PostGIS, PySpark, Apache Sedona, Hydra, Pydantic, Snowflake, Census API</w:t>
+        <w:t>Technologies: Python, GeoDjango, PostGIS, PySpark, Apache Sedona, Databricks, Hydra, Pydantic, Snowflake, Census API</w:t>
       </w:r>
     </w:p>
     <w:p>
@@ -425,47 +448,47 @@
     </w:p>
     <w:p>
       <w:r>
-        <w:t>• Redesigned sampling methodologies to achieve stronger sample-to-universe correspondence, producing more representative surveys and more reliable electoral predictions across presidential, gubernatorial, congressional, and senatorial campaigns.</w:t>
-      </w:r>
-    </w:p>
-    <w:p>
-      <w:r>
-        <w:t xml:space="preserve">• Developed longitudinal geospatial analysis methods that improved segmentation accuracy by </w:t>
+        <w:t xml:space="preserve">• Built cloud-based data warehouse on AWS processing billions of records with </w:t>
       </w:r>
       <w:r>
         <w:rPr>
           <w:b/>
           <w:color w:val="2C3E50"/>
         </w:rPr>
-        <w:t>34%</w:t>
+        <w:t>99.94%</w:t>
       </w:r>
       <w:r>
-        <w:t xml:space="preserve"> and survey incidence rates by </w:t>
+        <w:t xml:space="preserve"> accuracy across </w:t>
       </w:r>
       <w:r>
         <w:rPr>
           <w:b/>
           <w:color w:val="2C3E50"/>
         </w:rPr>
-        <w:t>28%</w:t>
+        <w:t>178,000</w:t>
       </w:r>
       <w:r>
-        <w:t>, reducing polling costs while increasing response quality.</w:t>
-      </w:r>
-    </w:p>
-    <w:p>
-      <w:r>
-        <w:t xml:space="preserve">• Built a redistricting platform serving </w:t>
+        <w:t>+ precincts. Geospatial query methods returned results in ~</w:t>
       </w:r>
       <w:r>
         <w:rPr>
           <w:b/>
           <w:color w:val="2C3E50"/>
         </w:rPr>
-        <w:t>12,847</w:t>
+        <w:t>15%</w:t>
       </w:r>
       <w:r>
-        <w:t xml:space="preserve"> analysts across 89 organizations during the 2021 redistricting cycle, with real-time collaborative editing and Census integration.</w:t>
+        <w:t xml:space="preserve"> of the time traditional string comparison required.</w:t>
+      </w:r>
+    </w:p>
+    <w:p>
+      <w:r>
+        <w:t>• Designed ETL pipelines using PySpark, dbt, Databricks, and PostgreSQL/PostGIS — processing large-scale geospatial datasets with automated quality monitoring.</w:t>
+      </w:r>
+    </w:p>
+    <w:p>
+      <w:r>
+        <w:t>• Redesigned sampling methodologies to achieve stronger sample-to-universe correspondence, producing more representative surveys and more reliable electoral predictions across presidential, gubernatorial, congressional, and senatorial campaigns.</w:t>
       </w:r>
     </w:p>
     <w:p>
@@ -484,6 +507,11 @@
     <w:p>
       <w:r>
         <w:t>MACHINE LEARNING &amp; AI ML Frameworks; Geospatial ML; Techniques; Validation</w:t>
+      </w:r>
+    </w:p>
+    <w:p>
+      <w:r>
+        <w:t>DATA INFRASTRUCTURE Processing; Pipelines; Storage; Streaming</w:t>
       </w:r>
     </w:p>
     <w:p>
